--- a/房屋租赁合同-S5(17)1.docx
+++ b/房屋租赁合同-S5(17)1.docx
@@ -1978,7 +1978,7 @@
           <o:lock v:ext="edit" aspectration="t"/>
         </v:shapetype>
         <v:shape id="EagleCloudWatermark" o:spid="_x0000_s2051" type="#_x0000_t75" style="width:1530pt;height:1054pt;;margin-top:0;margin-left:0;mso-position-horizontal:left;mso-position-horizontal-relative:page;mso-position-vertical:left;mso-position-vertical-relative:page;position:absolute;z-index:251661312">
-          <v:imagedata r:id="rId1" o:title="EagleCloudWatermark-{{security_identifier}}-唐启航-3061"/>
+          <v:imagedata r:id="rId1" o:title="EagleCloudWatermark-{{security_identifier}}-唐启航-3061" title="EagleCloudWatermark-李志帅-0219-2026-04-07 21:36:03"/>
         </v:shape>
       </w:pict>
     </w:r>

--- a/房屋租赁合同-S5(17)1.docx
+++ b/房屋租赁合同-S5(17)1.docx
@@ -1978,7 +1978,7 @@
           <o:lock v:ext="edit" aspectration="t"/>
         </v:shapetype>
         <v:shape id="EagleCloudWatermark" o:spid="_x0000_s2051" type="#_x0000_t75" style="width:1530pt;height:1054pt;;margin-top:0;margin-left:0;mso-position-horizontal:left;mso-position-horizontal-relative:page;mso-position-vertical:left;mso-position-vertical-relative:page;position:absolute;z-index:251661312">
-          <v:imagedata r:id="rId1" o:title="EagleCloudWatermark-{{security_identifier}}-唐启航-3061" title="EagleCloudWatermark-李志帅-0219-2026-04-07 21:36:03"/>
+          <v:imagedata r:id="rId1" o:title="EagleCloudWatermark-{{security_identifier}}-唐启航-3061" title="EagleCloudWatermark-李志帅-0219-2026-04-08 10:13:06"/>
         </v:shape>
       </w:pict>
     </w:r>

--- a/房屋租赁合同-S5(17)1.docx
+++ b/房屋租赁合同-S5(17)1.docx
@@ -1978,7 +1978,7 @@
           <o:lock v:ext="edit" aspectration="t"/>
         </v:shapetype>
         <v:shape id="EagleCloudWatermark" o:spid="_x0000_s2051" type="#_x0000_t75" style="width:1530pt;height:1054pt;;margin-top:0;margin-left:0;mso-position-horizontal:left;mso-position-horizontal-relative:page;mso-position-vertical:left;mso-position-vertical-relative:page;position:absolute;z-index:251661312">
-          <v:imagedata r:id="rId1" o:title="EagleCloudWatermark-{{security_identifier}}-唐启航-3061" title="EagleCloudWatermark-李志帅-0219-2026-04-08 10:13:06"/>
+          <v:imagedata r:id="rId1" o:title="EagleCloudWatermark-{{security_identifier}}-唐启航-3061" title="EagleCloudWatermark-李志帅-0219-2026-04-08 10:24:53"/>
         </v:shape>
       </w:pict>
     </w:r>

--- a/房屋租赁合同-S5(17)1.docx
+++ b/房屋租赁合同-S5(17)1.docx
@@ -1978,7 +1978,7 @@
           <o:lock v:ext="edit" aspectration="t"/>
         </v:shapetype>
         <v:shape id="EagleCloudWatermark" o:spid="_x0000_s2051" type="#_x0000_t75" style="width:1530pt;height:1054pt;;margin-top:0;margin-left:0;mso-position-horizontal:left;mso-position-horizontal-relative:page;mso-position-vertical:left;mso-position-vertical-relative:page;position:absolute;z-index:251661312">
-          <v:imagedata r:id="rId1" o:title="EagleCloudWatermark-{{security_identifier}}-唐启航-3061" title="EagleCloudWatermark-李志帅-0219-2026-04-08 10:24:53"/>
+          <v:imagedata r:id="rId1" o:title="EagleCloudWatermark-{{security_identifier}}-唐启航-3061" title="EagleCloudWatermark-李志帅-0219-2026-04-08 11:54:50"/>
         </v:shape>
       </w:pict>
     </w:r>

--- a/房屋租赁合同-S5(17)1.docx
+++ b/房屋租赁合同-S5(17)1.docx
@@ -1978,7 +1978,7 @@
           <o:lock v:ext="edit" aspectration="t"/>
         </v:shapetype>
         <v:shape id="EagleCloudWatermark" o:spid="_x0000_s2051" type="#_x0000_t75" style="width:1530pt;height:1054pt;;margin-top:0;margin-left:0;mso-position-horizontal:left;mso-position-horizontal-relative:page;mso-position-vertical:left;mso-position-vertical-relative:page;position:absolute;z-index:251661312">
-          <v:imagedata r:id="rId1" o:title="EagleCloudWatermark-{{security_identifier}}-唐启航-3061" title="EagleCloudWatermark-李志帅-0219-2026-04-08 11:54:50"/>
+          <v:imagedata r:id="rId1" o:title="EagleCloudWatermark-{{security_identifier}}-唐启航-3061" title="EagleCloudWatermark-李志帅-0219-2026-04-08 14:23:07"/>
         </v:shape>
       </w:pict>
     </w:r>

--- a/房屋租赁合同-S5(17)1.docx
+++ b/房屋租赁合同-S5(17)1.docx
@@ -1978,7 +1978,7 @@
           <o:lock v:ext="edit" aspectration="t"/>
         </v:shapetype>
         <v:shape id="EagleCloudWatermark" o:spid="_x0000_s2051" type="#_x0000_t75" style="width:1530pt;height:1054pt;;margin-top:0;margin-left:0;mso-position-horizontal:left;mso-position-horizontal-relative:page;mso-position-vertical:left;mso-position-vertical-relative:page;position:absolute;z-index:251661312">
-          <v:imagedata r:id="rId1" o:title="EagleCloudWatermark-{{security_identifier}}-唐启航-3061" title="EagleCloudWatermark-李志帅-0219-2026-04-08 14:23:07"/>
+          <v:imagedata r:id="rId1" o:title="EagleCloudWatermark-{{security_identifier}}-唐启航-3061" title="EagleCloudWatermark-李志帅-0219-2026-04-24 11:26:35"/>
         </v:shape>
       </w:pict>
     </w:r>
